--- a/downloads/teacher/05 Materials/Unit 04/Handouts/Handout 04.16 - Housing and Design Careers Cards.docx
+++ b/downloads/teacher/05 Materials/Unit 04/Handouts/Handout 04.16 - Housing and Design Careers Cards.docx
@@ -3288,23 +3288,41 @@
         </w:rPr>
         <w:t xml:space="preserve">Part 2, by path:</w:t>
       </w:r>
-      <w:r>
-        <w:t xml:space="preserve"> </w:t>
-      </w:r>
-      <w:r>
-        <w:t xml:space="preserve">- College degree: 1 architect, 2 interior designer (mostly), 11 landscape designer (the landscape architect), 13 sustainability consultant.</w:t>
-      </w:r>
-      <w:r>
-        <w:t xml:space="preserve"> </w:t>
-      </w:r>
-      <w:r>
-        <w:t xml:space="preserve">- Apprenticeship or trade school: 3 general contractor (usually), 4 electrician, 5 plumber, 6 HVAC technician, 12 furniture maker.</w:t>
-      </w:r>
-      <w:r>
-        <w:t xml:space="preserve"> </w:t>
-      </w:r>
-      <w:r>
-        <w:t xml:space="preserve">- License or certification after a course and experience: 7 real estate agent, 8 property manager, 9 home inspector, 10 energy auditor.</w:t>
+    </w:p>
+    <w:p>
+      <w:pPr>
+        <w:numPr>
+          <w:ilvl w:val="0"/>
+          <w:numId w:val="1005"/>
+        </w:numPr>
+        <w:pStyle w:val="Compact"/>
+      </w:pPr>
+      <w:r>
+        <w:t xml:space="preserve">College degree: 1 architect, 2 interior designer (mostly), 11 landscape designer (the landscape architect), 13 sustainability consultant.</w:t>
+      </w:r>
+    </w:p>
+    <w:p>
+      <w:pPr>
+        <w:numPr>
+          <w:ilvl w:val="0"/>
+          <w:numId w:val="1005"/>
+        </w:numPr>
+        <w:pStyle w:val="Compact"/>
+      </w:pPr>
+      <w:r>
+        <w:t xml:space="preserve">Apprenticeship or trade school: 3 general contractor (usually), 4 electrician, 5 plumber, 6 HVAC technician, 12 furniture maker.</w:t>
+      </w:r>
+    </w:p>
+    <w:p>
+      <w:pPr>
+        <w:numPr>
+          <w:ilvl w:val="0"/>
+          <w:numId w:val="1005"/>
+        </w:numPr>
+        <w:pStyle w:val="Compact"/>
+      </w:pPr>
+      <w:r>
+        <w:t xml:space="preserve">License or certification after a course and experience: 7 real estate agent, 8 property manager, 9 home inspector, 10 energy auditor.</w:t>
       </w:r>
       <w:r>
         <w:t xml:space="preserve"> </w:t>
@@ -3315,7 +3333,7 @@
     </w:p>
     <w:p>
       <w:pPr>
-        <w:pStyle w:val="BodyText"/>
+        <w:pStyle w:val="FirstParagraph"/>
       </w:pPr>
       <w:r>
         <w:rPr>
@@ -3953,6 +3971,9 @@
     <w:lvlOverride w:ilvl="8">
       <w:startOverride w:val="1"/>
     </w:lvlOverride>
+  </w:num>
+  <w:num w:numId="1005">
+    <w:abstractNumId w:val="991"/>
   </w:num>
 </w:numbering>
 </file>

--- a/downloads/teacher/05 Materials/Unit 04/Handouts/Handout 04.16 - Housing and Design Careers Cards.docx
+++ b/downloads/teacher/05 Materials/Unit 04/Handouts/Handout 04.16 - Housing and Design Careers Cards.docx
@@ -43,7 +43,7 @@
         <w:pStyle w:val="BodyText"/>
       </w:pPr>
       <w:r>
-        <w:t xml:space="preserve">Every pay figure is a typical yearly range for the United States, rounded, from the Bureau of Labor Statistics Occupational Outlook Handbook (bls.gov/ooh) or, for the two jobs the handbook does not list separately, from job listings. Every one is marked [update]; the numbers move every year. Pay in the New York City area is usually higher than the national figure.</w:t>
+        <w:t xml:space="preserve">Every pay figure is a typical yearly range for the United States, rounded, from the Bureau of Labor Statistics Occupational Outlook Handbook (bls.gov/ooh) or, for the two jobs the handbook does not list separately, from job listings. Every one is to be refreshed before teaching; the numbers move every year. Pay in the New York City area is usually higher than the national figure.</w:t>
       </w:r>
     </w:p>
     <w:p>
@@ -174,7 +174,7 @@
         <w:t xml:space="preserve"> </w:t>
       </w:r>
       <w:r>
-        <w:t xml:space="preserve">about $70,000 to $130,000 a year; median about $95,000 [update].</w:t>
+        <w:t xml:space="preserve">about $70,000 to $130,000 a year; median about $95,000.</w:t>
       </w:r>
     </w:p>
     <w:p>
@@ -317,7 +317,7 @@
         <w:t xml:space="preserve"> </w:t>
       </w:r>
       <w:r>
-        <w:t xml:space="preserve">about $40,000 to $100,000; median about $62,000 [update].</w:t>
+        <w:t xml:space="preserve">about $40,000 to $100,000; median about $62,000.</w:t>
       </w:r>
     </w:p>
     <w:p>
@@ -442,7 +442,7 @@
         <w:t xml:space="preserve"> </w:t>
       </w:r>
       <w:r>
-        <w:t xml:space="preserve">about $60,000 to $160,000; construction managers’ median about $105,000 [update]. Many own their business.</w:t>
+        <w:t xml:space="preserve">about $60,000 to $160,000; construction managers’ median about $105,000. Many own their business.</w:t>
       </w:r>
     </w:p>
     <w:p>
@@ -567,7 +567,7 @@
         <w:t xml:space="preserve"> </w:t>
       </w:r>
       <w:r>
-        <w:t xml:space="preserve">about $40,000 to $105,000; median about $62,000 [update]. Union electricians in the New York area often earn more.</w:t>
+        <w:t xml:space="preserve">about $40,000 to $105,000; median about $62,000. Union electricians in the New York area often earn more.</w:t>
       </w:r>
     </w:p>
     <w:p>
@@ -692,7 +692,7 @@
         <w:t xml:space="preserve"> </w:t>
       </w:r>
       <w:r>
-        <w:t xml:space="preserve">about $40,000 to $105,000; median about $63,000 [update].</w:t>
+        <w:t xml:space="preserve">about $40,000 to $105,000; median about $63,000.</w:t>
       </w:r>
     </w:p>
     <w:p>
@@ -817,7 +817,7 @@
         <w:t xml:space="preserve"> </w:t>
       </w:r>
       <w:r>
-        <w:t xml:space="preserve">about $37,000 to $90,000; median about $60,000 [update].</w:t>
+        <w:t xml:space="preserve">about $37,000 to $90,000; median about $60,000.</w:t>
       </w:r>
     </w:p>
     <w:p>
@@ -960,7 +960,7 @@
         <w:t xml:space="preserve"> </w:t>
       </w:r>
       <w:r>
-        <w:t xml:space="preserve">about $30,000 to $130,000; median about $55,000 [update]. Commission, so it varies a lot.</w:t>
+        <w:t xml:space="preserve">about $30,000 to $130,000; median about $55,000. Commission, so it varies a lot.</w:t>
       </w:r>
     </w:p>
     <w:p>
@@ -1085,7 +1085,7 @@
         <w:t xml:space="preserve"> </w:t>
       </w:r>
       <w:r>
-        <w:t xml:space="preserve">about $40,000 to $115,000; median about $65,000 [update].</w:t>
+        <w:t xml:space="preserve">about $40,000 to $115,000; median about $65,000.</w:t>
       </w:r>
     </w:p>
     <w:p>
@@ -1210,7 +1210,7 @@
         <w:t xml:space="preserve"> </w:t>
       </w:r>
       <w:r>
-        <w:t xml:space="preserve">about $45,000 to $105,000; construction and building inspectors’ median about $70,000 [update].</w:t>
+        <w:t xml:space="preserve">about $45,000 to $105,000; construction and building inspectors’ median about $70,000.</w:t>
       </w:r>
     </w:p>
     <w:p>
@@ -1335,7 +1335,7 @@
         <w:t xml:space="preserve"> </w:t>
       </w:r>
       <w:r>
-        <w:t xml:space="preserve">about $45,000 to $80,000 (from job listings; the handbook does not list this job separately) [update].</w:t>
+        <w:t xml:space="preserve">about $45,000 to $80,000 (from job listings; the handbook does not list this job separately).</w:t>
       </w:r>
     </w:p>
     <w:p>
@@ -1460,7 +1460,7 @@
         <w:t xml:space="preserve"> </w:t>
       </w:r>
       <w:r>
-        <w:t xml:space="preserve">about $50,000 to $120,000; landscape architects’ median about $80,000 [update].</w:t>
+        <w:t xml:space="preserve">about $50,000 to $120,000; landscape architects’ median about $80,000.</w:t>
       </w:r>
     </w:p>
     <w:p>
@@ -1585,7 +1585,7 @@
         <w:t xml:space="preserve"> </w:t>
       </w:r>
       <w:r>
-        <w:t xml:space="preserve">about $30,000 to $65,000; woodworkers’ median about $42,000 [update]. Custom makers who own a shop can earn more.</w:t>
+        <w:t xml:space="preserve">about $30,000 to $65,000; woodworkers’ median about $42,000. Custom makers who own a shop can earn more.</w:t>
       </w:r>
     </w:p>
     <w:p>
@@ -1710,7 +1710,7 @@
         <w:t xml:space="preserve"> </w:t>
       </w:r>
       <w:r>
-        <w:t xml:space="preserve">about $55,000 to $110,000 (from job listings; the handbook does not list this job separately) [update].</w:t>
+        <w:t xml:space="preserve">about $55,000 to $110,000 (from job listings; the handbook does not list this job separately).</w:t>
       </w:r>
     </w:p>
     <w:p>
@@ -2413,15 +2413,6 @@
             <w:r>
               <w:t xml:space="preserve">Pay range</w:t>
             </w:r>
-            <w:r>
-              <w:t xml:space="preserve"> </w:t>
-            </w:r>
-            <w:r>
-              <w:rPr>
-                <w:rStyle w:val="TeacherNote"/>
-              </w:rPr>
-              <w:t xml:space="preserve">[update]</w:t>
-            </w:r>
           </w:p>
         </w:tc>
         <w:tc>
@@ -2518,15 +2509,6 @@
       </w:pPr>
       <w:r>
         <w:t xml:space="preserve">Word bank: job (iş / trabalho / trabajo), build (inşa etmek / construir / construir), fix (tamir etmek / consertar / arreglar), draw (çizmek / desenhar / dibujar), sell (satmak / vender / vender), check (kontrol etmek / verificar / revisar).</w:t>
-      </w:r>
-      <w:r>
-        <w:t xml:space="preserve"> </w:t>
-      </w:r>
-      <w:r>
-        <w:rPr>
-          <w:rStyle w:val="TeacherNote"/>
-        </w:rPr>
-        <w:t xml:space="preserve">[check with a native speaker]</w:t>
       </w:r>
     </w:p>
     <w:p>
@@ -3218,15 +3200,6 @@
       <w:r>
         <w:t xml:space="preserve">One CTE program near me that leads to one of these (from the teacher): ______________________</w:t>
       </w:r>
-      <w:r>
-        <w:t xml:space="preserve"> </w:t>
-      </w:r>
-      <w:r>
-        <w:rPr>
-          <w:rStyle w:val="TeacherNote"/>
-        </w:rPr>
-        <w:t xml:space="preserve">[Sal: name the local BOCES or your school’s CTE partner on the slide]</w:t>
-      </w:r>
     </w:p>
     <w:p>
       <w:pPr>
@@ -3470,15 +3443,6 @@
       <w:r>
         <w:t xml:space="preserve">Sources for the two facts: U.S. Census Bureau, population projections by age and the historical series on average household size (census.gov). Both are given as a direction, not a figure, so the page does not go stale.</w:t>
       </w:r>
-      <w:r>
-        <w:t xml:space="preserve"> </w:t>
-      </w:r>
-      <w:r>
-        <w:rPr>
-          <w:rStyle w:val="TeacherNote"/>
-        </w:rPr>
-        <w:t xml:space="preserve">[Sal: if you print the actual numbers, print the year next to each.]</w:t>
-      </w:r>
     </w:p>
     <w:p>
       <w:pPr>
@@ -3495,15 +3459,6 @@
       </w:r>
       <w:r>
         <w:t xml:space="preserve">U.S. Bureau of Labor Statistics, Occupational Outlook Handbook, entries for architects; interior designers; construction managers; electricians; plumbers, pipefitters, and steamfitters; heating, air conditioning, and refrigeration mechanics and installers; real estate brokers and sales agents; property, real estate, and community association managers; construction and building inspectors; landscape architects; woodworkers. New York license facts: NYS Department of State (real estate salesperson, 77-hour course; home inspector, 140 hours plus 40 supervised); NYS Office of the Professions (architecture; certified interior designer). Energy auditor and sustainability consultant ranges are from job listings.</w:t>
-      </w:r>
-      <w:r>
-        <w:t xml:space="preserve"> </w:t>
-      </w:r>
-      <w:r>
-        <w:rPr>
-          <w:rStyle w:val="TeacherNote"/>
-        </w:rPr>
-        <w:t xml:space="preserve">[Sal: check every number before you print; they are all marked [update].]</w:t>
       </w:r>
     </w:p>
     <w:sectPr>
